--- a/排盘-【阴盘-阴遁-5局】 2(1)(1).docx
+++ b/排盘-【阴盘-阴遁-5局】 2(1)(1).docx
@@ -20068,7 +20068,7 @@
                 <w:spacing w:val="-7"/>
                 <w:lang w:val="en-US" w:eastAsia="zh-CN"/>
               </w:rPr>
-              <w:t xml:space="preserve">  登时</w:t>
+              <w:t xml:space="preserve">  登明</w:t>
             </w:r>
           </w:p>
           <w:p>
